--- a/media/R25999/output_dir/环境差异性分析.docx
+++ b/media/R25999/output_dir/环境差异性分析.docx
@@ -185,7 +185,6 @@
                   <w:pPr>
                     <w:jc w:val="center"/>
                   </w:pPr>
-                  <w:r/>
                   <w:r>
                     <w:rPr>
                       <w:rFonts w:ascii="黑体" w:hAnsi="黑体" w:eastAsia="黑体"/>
@@ -218,7 +217,6 @@
                   <w:pPr>
                     <w:jc w:val="center"/>
                   </w:pPr>
-                  <w:r/>
                   <w:r>
                     <w:rPr>
                       <w:rFonts w:ascii="黑体" w:hAnsi="黑体" w:eastAsia="黑体"/>
@@ -251,7 +249,6 @@
                   <w:pPr>
                     <w:jc w:val="center"/>
                   </w:pPr>
-                  <w:r/>
                   <w:r>
                     <w:rPr>
                       <w:rFonts w:ascii="黑体" w:hAnsi="黑体" w:eastAsia="黑体"/>
@@ -284,7 +281,6 @@
                   <w:pPr>
                     <w:jc w:val="center"/>
                   </w:pPr>
-                  <w:r/>
                   <w:r>
                     <w:rPr>
                       <w:rFonts w:ascii="黑体" w:hAnsi="黑体" w:eastAsia="黑体"/>
@@ -344,6 +340,9 @@
                   </w:tcBorders>
                 </w:tcPr>
                 <w:p>
+                  <w:pPr>
+                    <w:jc w:val="left"/>
+                  </w:pPr>
                   <w:r>
                     <w:t>XX1</w:t>
                   </w:r>
@@ -369,6 +368,9 @@
                   </w:tcBorders>
                 </w:tcPr>
                 <w:p>
+                  <w:pPr>
+                    <w:jc w:val="left"/>
+                  </w:pPr>
                   <w:r>
                     <w:t>XX2</w:t>
                   </w:r>
@@ -394,6 +396,9 @@
                   </w:tcBorders>
                 </w:tcPr>
                 <w:p>
+                  <w:pPr>
+                    <w:jc w:val="left"/>
+                  </w:pPr>
                   <w:r>
                     <w:t>XX1和XX2等效，故对测试结果无影响</w:t>
                   </w:r>
@@ -449,6 +454,9 @@
                   </w:tcBorders>
                 </w:tcPr>
                 <w:p>
+                  <w:pPr>
+                    <w:jc w:val="left"/>
+                  </w:pPr>
                   <w:r>
                     <w:t>XX3</w:t>
                   </w:r>
@@ -474,6 +482,9 @@
                   </w:tcBorders>
                 </w:tcPr>
                 <w:p>
+                  <w:pPr>
+                    <w:jc w:val="left"/>
+                  </w:pPr>
                   <w:r>
                     <w:t>XX4</w:t>
                   </w:r>
@@ -499,6 +510,9 @@
                   </w:tcBorders>
                 </w:tcPr>
                 <w:p>
+                  <w:pPr>
+                    <w:jc w:val="left"/>
+                  </w:pPr>
                   <w:r>
                     <w:t>XX3和XX4等效，故对测试结果无影响</w:t>
                   </w:r>
